--- a/pr-preview/pr-325/index.docx
+++ b/pr-preview/pr-325/index.docx
@@ -15,7 +15,7 @@
         <w:pStyle w:val="Date"/>
       </w:pPr>
       <w:r>
-        <w:t xml:space="preserve">Last modified: 2026-10-22 15:07:23 (PDT)</w:t>
+        <w:t xml:space="preserve">Last modified: 2026-10-22 15:35:52 (PDT)</w:t>
       </w:r>
     </w:p>
     <w:bookmarkStart w:id="15" w:name="preface"/>

--- a/pr-preview/pr-325/index.docx
+++ b/pr-preview/pr-325/index.docx
@@ -15,7 +15,7 @@
         <w:pStyle w:val="Date"/>
       </w:pPr>
       <w:r>
-        <w:t xml:space="preserve">Last modified: 2026-10-22 15:35:52 (PDT)</w:t>
+        <w:t xml:space="preserve">Last modified: 2026-10-25 22:11:55 (PDT)</w:t>
       </w:r>
     </w:p>
     <w:bookmarkStart w:id="15" w:name="preface"/>

--- a/pr-preview/pr-325/index.docx
+++ b/pr-preview/pr-325/index.docx
@@ -15,10 +15,10 @@
         <w:pStyle w:val="Date"/>
       </w:pPr>
       <w:r>
-        <w:t xml:space="preserve">Last modified: 2026-10-25 22:11:55 (PDT)</w:t>
+        <w:t xml:space="preserve">Last modified: 2026-10-27 20:05:14 (PDT)</w:t>
       </w:r>
     </w:p>
-    <w:bookmarkStart w:id="15" w:name="preface"/>
+    <w:bookmarkStart w:id="11" w:name="preface"/>
     <w:p>
       <w:pPr>
         <w:pStyle w:val="Heading1"/>
@@ -125,79 +125,7 @@
         <w:t xml:space="preserve">as a checklist for revising a draft.</w:t>
       </w:r>
     </w:p>
-    <w:bookmarkStart w:id="14" w:name="acknowledgments"/>
-    <w:p>
-      <w:pPr>
-        <w:pStyle w:val="Heading2"/>
-      </w:pPr>
-      <w:r>
-        <w:t xml:space="preserve">0.1 Acknowledgments</w:t>
-      </w:r>
-    </w:p>
-    <w:p>
-      <w:pPr>
-        <w:pStyle w:val="FirstParagraph"/>
-      </w:pPr>
-      <w:r>
-        <w:t xml:space="preserve">The site’s structure ultimately derives from the</w:t>
-      </w:r>
-      <w:r>
-        <w:t xml:space="preserve"> </w:t>
-      </w:r>
-      <w:hyperlink r:id="rId11">
-        <w:r>
-          <w:rPr>
-            <w:rStyle w:val="Hyperlink"/>
-          </w:rPr>
-          <w:t xml:space="preserve">Benjamin-Chung Lab Manual</w:t>
-        </w:r>
-      </w:hyperlink>
-      <w:r>
-        <w:t xml:space="preserve">.</w:t>
-      </w:r>
-      <w:r>
-        <w:t xml:space="preserve"> </w:t>
-      </w:r>
-      <w:r>
-        <w:t xml:space="preserve">For further reading, see the</w:t>
-      </w:r>
-      <w:r>
-        <w:t xml:space="preserve"> </w:t>
-      </w:r>
-      <w:hyperlink r:id="rId12">
-        <w:r>
-          <w:rPr>
-            <w:rStyle w:val="Hyperlink"/>
-          </w:rPr>
-          <w:t xml:space="preserve">UCD-SERG lab manual</w:t>
-        </w:r>
-      </w:hyperlink>
-      <w:r>
-        <w:t xml:space="preserve"> </w:t>
-      </w:r>
-      <w:r>
-        <w:t xml:space="preserve">and the</w:t>
-      </w:r>
-      <w:r>
-        <w:t xml:space="preserve"> </w:t>
-      </w:r>
-      <w:hyperlink r:id="rId13">
-        <w:r>
-          <w:rPr>
-            <w:rStyle w:val="Hyperlink"/>
-          </w:rPr>
-          <w:t xml:space="preserve">qwt</w:t>
-        </w:r>
-      </w:hyperlink>
-      <w:r>
-        <w:t xml:space="preserve"> </w:t>
-      </w:r>
-      <w:r>
-        <w:t xml:space="preserve">website template.</w:t>
-      </w:r>
-    </w:p>
-    <w:bookmarkEnd w:id="14"/>
-    <w:bookmarkEnd w:id="15"/>
+    <w:bookmarkEnd w:id="11"/>
     <w:sectPr>
       <w:footnotePr>
         <w:numRestart w:val="eachSect"/>

--- a/pr-preview/pr-325/index.docx
+++ b/pr-preview/pr-325/index.docx
@@ -15,7 +15,7 @@
         <w:pStyle w:val="Date"/>
       </w:pPr>
       <w:r>
-        <w:t xml:space="preserve">Last modified: 2026-10-27 20:05:14 (PDT)</w:t>
+        <w:t xml:space="preserve">Last modified: 2026-10-27 20:44:55 (PDT)</w:t>
       </w:r>
     </w:p>
     <w:bookmarkStart w:id="11" w:name="preface"/>
